--- a/Proposta_Passaporte_de_Seguranca_Unilever.docx
+++ b/Proposta_Passaporte_de_Seguranca_Unilever.docx
@@ -2708,7 +2708,7 @@
           <w:sz w:val="21"/>
           <w:szCs w:val="21"/>
         </w:rPr>
-        <w:t xml:space="preserve">Para a Opção B: ambiente (servidor e banco), acessos, pipeline de deploy e pontos focais de rede e segurança.</w:t>
+        <w:t xml:space="preserve">Para a Opção A: ambiente (servidor e banco), acessos, pipeline de deploy e pontos focais de rede e segurança.</w:t>
       </w:r>
     </w:p>
     <w:p>
@@ -3300,7 +3300,7 @@
           <w:sz w:val="21"/>
           <w:szCs w:val="21"/>
         </w:rPr>
-        <w:t xml:space="preserve">São apresentados três formatos: duas compras (na infraestrutura da DriveData ou na do cliente) e uma assinatura mensal, sem desembolso do desenvolvimento de uma vez.</w:t>
+        <w:t xml:space="preserve">São apresentados dois formatos: a compra do sistema hospedado na infraestrutura da Unilever e a assinatura mensal (SaaS), sem desembolso do desenvolvimento de uma vez.</w:t>
       </w:r>
     </w:p>
     <w:p>
@@ -3317,7 +3317,7 @@
           <w:sz w:val="23"/>
           <w:szCs w:val="23"/>
         </w:rPr>
-        <w:t xml:space="preserve">Opção A — Compra na infraestrutura gerenciada pela DriveData</w:t>
+        <w:t xml:space="preserve">Opção A — Compra na infraestrutura do cliente (Unilever)</w:t>
       </w:r>
     </w:p>
     <w:p>
@@ -3331,7 +3331,7 @@
           <w:sz w:val="21"/>
           <w:szCs w:val="21"/>
         </w:rPr>
-        <w:t xml:space="preserve">Entrega ágil em ambiente próprio, com a menor complexidade de setup.</w:t>
+        <w:t xml:space="preserve">Aplicação e banco hospedados no ambiente da Unilever. Inclui contingência para provisionamento de acessos, pipeline de deploy corporativo, revisão de segurança e homologação no ambiente do cliente. Sem mensalidade de infraestrutura da DriveData.</w:t>
       </w:r>
     </w:p>
     <w:p>
@@ -3361,7 +3361,7 @@
           <w:sz w:val="21"/>
           <w:szCs w:val="21"/>
         </w:rPr>
-        <w:t xml:space="preserve">R$ 49.400,00</w:t>
+        <w:t xml:space="preserve">R$ 83.200,00</w:t>
       </w:r>
     </w:p>
     <w:p>
@@ -3382,16 +3382,16 @@
           <w:sz w:val="21"/>
           <w:szCs w:val="21"/>
         </w:rPr>
-        <w:t xml:space="preserve">Infraestrutura e hospedagem gerenciada: </w:t>
-      </w:r>
-      <w:r>
-        <w:rPr>
-          <w:rFonts w:ascii="Calibri" w:cs="Calibri" w:eastAsia="Calibri" w:hAnsi="Calibri"/>
-          <w:color w:val="23272F"/>
-          <w:sz w:val="21"/>
-          <w:szCs w:val="21"/>
-        </w:rPr>
-        <w:t xml:space="preserve">R$ 950,00 / mês</w:t>
+        <w:t xml:space="preserve">Prazo de execução: </w:t>
+      </w:r>
+      <w:r>
+        <w:rPr>
+          <w:rFonts w:ascii="Calibri" w:cs="Calibri" w:eastAsia="Calibri" w:hAnsi="Calibri"/>
+          <w:color w:val="23272F"/>
+          <w:sz w:val="21"/>
+          <w:szCs w:val="21"/>
+        </w:rPr>
+        <w:t xml:space="preserve">12 a 14 semanas, conforme liberação de acessos</w:t>
       </w:r>
     </w:p>
     <w:p>
@@ -3406,22 +3406,11 @@
       <w:r>
         <w:rPr>
           <w:rFonts w:ascii="Calibri" w:cs="Calibri" w:eastAsia="Calibri" w:hAnsi="Calibri"/>
-          <w:b/>
-          <w:bCs/>
-          <w:color w:val="23272F"/>
-          <w:sz w:val="21"/>
-          <w:szCs w:val="21"/>
-        </w:rPr>
-        <w:t xml:space="preserve">Prazo de execução: </w:t>
-      </w:r>
-      <w:r>
-        <w:rPr>
-          <w:rFonts w:ascii="Calibri" w:cs="Calibri" w:eastAsia="Calibri" w:hAnsi="Calibri"/>
-          <w:color w:val="23272F"/>
-          <w:sz w:val="21"/>
-          <w:szCs w:val="21"/>
-        </w:rPr>
-        <w:t xml:space="preserve">9 semanas</w:t>
+          <w:color w:val="23272F"/>
+          <w:sz w:val="21"/>
+          <w:szCs w:val="21"/>
+        </w:rPr>
+        <w:t xml:space="preserve">Tipo de contrato: prestação de serviços de desenvolvimento (por escopo/fases).</w:t>
       </w:r>
     </w:p>
     <w:p>
@@ -3440,7 +3429,7 @@
           <w:sz w:val="21"/>
           <w:szCs w:val="21"/>
         </w:rPr>
-        <w:t xml:space="preserve">Tipo de contrato: prestação de serviços de desenvolvimento (por escopo/fases).</w:t>
+        <w:t xml:space="preserve">Modalidade: remoto. Garantia: 30 dias após a entrega.</w:t>
       </w:r>
     </w:p>
     <w:p>
@@ -3455,11 +3444,22 @@
       <w:r>
         <w:rPr>
           <w:rFonts w:ascii="Calibri" w:cs="Calibri" w:eastAsia="Calibri" w:hAnsi="Calibri"/>
-          <w:color w:val="23272F"/>
-          <w:sz w:val="21"/>
-          <w:szCs w:val="21"/>
-        </w:rPr>
-        <w:t xml:space="preserve">Modalidade: remoto. Garantia: 30 dias após a entrega.</w:t>
+          <w:b/>
+          <w:bCs/>
+          <w:color w:val="23272F"/>
+          <w:sz w:val="21"/>
+          <w:szCs w:val="21"/>
+        </w:rPr>
+        <w:t xml:space="preserve">Observação de risco: </w:t>
+      </w:r>
+      <w:r>
+        <w:rPr>
+          <w:rFonts w:ascii="Calibri" w:cs="Calibri" w:eastAsia="Calibri" w:hAnsi="Calibri"/>
+          <w:color w:val="23272F"/>
+          <w:sz w:val="21"/>
+          <w:szCs w:val="21"/>
+        </w:rPr>
+        <w:t xml:space="preserve">ambiente on-premise, ausência de banco gerenciado, restrições de rede ou a forma de exposição da consulta ao colaborador podem exigir aditivo.</w:t>
       </w:r>
     </w:p>
     <w:p>
@@ -3476,166 +3476,7 @@
           <w:sz w:val="23"/>
           <w:szCs w:val="23"/>
         </w:rPr>
-        <w:t xml:space="preserve">Opção B — Compra na infraestrutura do cliente (Unilever)</w:t>
-      </w:r>
-    </w:p>
-    <w:p>
-      <w:pPr>
-        <w:spacing w:after="120" w:before="0" w:line="276"/>
-      </w:pPr>
-      <w:r>
-        <w:rPr>
-          <w:rFonts w:ascii="Calibri" w:cs="Calibri" w:eastAsia="Calibri" w:hAnsi="Calibri"/>
-          <w:color w:val="23272F"/>
-          <w:sz w:val="21"/>
-          <w:szCs w:val="21"/>
-        </w:rPr>
-        <w:t xml:space="preserve">Aplicação e banco hospedados no ambiente da Unilever. Inclui contingência para provisionamento de acessos, pipeline de deploy corporativo, revisão de segurança e homologação no ambiente do cliente. Sem mensalidade de infraestrutura da DriveData.</w:t>
-      </w:r>
-    </w:p>
-    <w:p>
-      <w:pPr>
-        <w:pStyle w:val="ListParagraph"/>
-        <w:numPr>
-          <w:ilvl w:val="0"/>
-          <w:numId w:val="1"/>
-        </w:numPr>
-        <w:spacing w:after="60" w:line="270"/>
-      </w:pPr>
-      <w:r>
-        <w:rPr>
-          <w:rFonts w:ascii="Calibri" w:cs="Calibri" w:eastAsia="Calibri" w:hAnsi="Calibri"/>
-          <w:b/>
-          <w:bCs/>
-          <w:color w:val="23272F"/>
-          <w:sz w:val="21"/>
-          <w:szCs w:val="21"/>
-        </w:rPr>
-        <w:t xml:space="preserve">Investimento de desenvolvimento: </w:t>
-      </w:r>
-      <w:r>
-        <w:rPr>
-          <w:rFonts w:ascii="Calibri" w:cs="Calibri" w:eastAsia="Calibri" w:hAnsi="Calibri"/>
-          <w:color w:val="23272F"/>
-          <w:sz w:val="21"/>
-          <w:szCs w:val="21"/>
-        </w:rPr>
-        <w:t xml:space="preserve">R$ 83.200,00</w:t>
-      </w:r>
-    </w:p>
-    <w:p>
-      <w:pPr>
-        <w:pStyle w:val="ListParagraph"/>
-        <w:numPr>
-          <w:ilvl w:val="0"/>
-          <w:numId w:val="1"/>
-        </w:numPr>
-        <w:spacing w:after="60" w:line="270"/>
-      </w:pPr>
-      <w:r>
-        <w:rPr>
-          <w:rFonts w:ascii="Calibri" w:cs="Calibri" w:eastAsia="Calibri" w:hAnsi="Calibri"/>
-          <w:b/>
-          <w:bCs/>
-          <w:color w:val="23272F"/>
-          <w:sz w:val="21"/>
-          <w:szCs w:val="21"/>
-        </w:rPr>
-        <w:t xml:space="preserve">Prazo de execução: </w:t>
-      </w:r>
-      <w:r>
-        <w:rPr>
-          <w:rFonts w:ascii="Calibri" w:cs="Calibri" w:eastAsia="Calibri" w:hAnsi="Calibri"/>
-          <w:color w:val="23272F"/>
-          <w:sz w:val="21"/>
-          <w:szCs w:val="21"/>
-        </w:rPr>
-        <w:t xml:space="preserve">12 a 14 semanas, conforme liberação de acessos</w:t>
-      </w:r>
-    </w:p>
-    <w:p>
-      <w:pPr>
-        <w:pStyle w:val="ListParagraph"/>
-        <w:numPr>
-          <w:ilvl w:val="0"/>
-          <w:numId w:val="1"/>
-        </w:numPr>
-        <w:spacing w:after="60" w:line="270"/>
-      </w:pPr>
-      <w:r>
-        <w:rPr>
-          <w:rFonts w:ascii="Calibri" w:cs="Calibri" w:eastAsia="Calibri" w:hAnsi="Calibri"/>
-          <w:color w:val="23272F"/>
-          <w:sz w:val="21"/>
-          <w:szCs w:val="21"/>
-        </w:rPr>
-        <w:t xml:space="preserve">Tipo de contrato: prestação de serviços de desenvolvimento (por escopo/fases).</w:t>
-      </w:r>
-    </w:p>
-    <w:p>
-      <w:pPr>
-        <w:pStyle w:val="ListParagraph"/>
-        <w:numPr>
-          <w:ilvl w:val="0"/>
-          <w:numId w:val="1"/>
-        </w:numPr>
-        <w:spacing w:after="60" w:line="270"/>
-      </w:pPr>
-      <w:r>
-        <w:rPr>
-          <w:rFonts w:ascii="Calibri" w:cs="Calibri" w:eastAsia="Calibri" w:hAnsi="Calibri"/>
-          <w:color w:val="23272F"/>
-          <w:sz w:val="21"/>
-          <w:szCs w:val="21"/>
-        </w:rPr>
-        <w:t xml:space="preserve">Modalidade: remoto. Garantia: 30 dias após a entrega.</w:t>
-      </w:r>
-    </w:p>
-    <w:p>
-      <w:pPr>
-        <w:pStyle w:val="ListParagraph"/>
-        <w:numPr>
-          <w:ilvl w:val="0"/>
-          <w:numId w:val="1"/>
-        </w:numPr>
-        <w:spacing w:after="60" w:line="270"/>
-      </w:pPr>
-      <w:r>
-        <w:rPr>
-          <w:rFonts w:ascii="Calibri" w:cs="Calibri" w:eastAsia="Calibri" w:hAnsi="Calibri"/>
-          <w:b/>
-          <w:bCs/>
-          <w:color w:val="23272F"/>
-          <w:sz w:val="21"/>
-          <w:szCs w:val="21"/>
-        </w:rPr>
-        <w:t xml:space="preserve">Observação de risco: </w:t>
-      </w:r>
-      <w:r>
-        <w:rPr>
-          <w:rFonts w:ascii="Calibri" w:cs="Calibri" w:eastAsia="Calibri" w:hAnsi="Calibri"/>
-          <w:color w:val="23272F"/>
-          <w:sz w:val="21"/>
-          <w:szCs w:val="21"/>
-        </w:rPr>
-        <w:t xml:space="preserve">ambiente on-premise, ausência de banco gerenciado, restrições de rede ou a forma de exposição da consulta ao colaborador podem exigir aditivo.</w:t>
-      </w:r>
-    </w:p>
-    <w:p>
-      <w:pPr>
-        <w:pStyle w:val="Heading2"/>
-        <w:spacing w:after="100" w:before="220"/>
-      </w:pPr>
-      <w:r>
-        <w:rPr>
-          <w:rFonts w:ascii="Calibri" w:cs="Calibri" w:eastAsia="Calibri" w:hAnsi="Calibri"/>
-          <w:b/>
-          <w:bCs/>
-          <w:color w:val="0E1424"/>
-          <w:sz w:val="23"/>
-          <w:szCs w:val="23"/>
-        </w:rPr>
-        <w:t xml:space="preserve">Opção C — Assinatura na infraestrutura DriveData (modelo SaaS)</w:t>
+        <w:t xml:space="preserve">Opção B — Assinatura na infraestrutura DriveData (modelo SaaS)</w:t>
       </w:r>
     </w:p>
     <w:p>
@@ -3851,10 +3692,9 @@
         </w:tblBorders>
       </w:tblPr>
       <w:tblGrid>
-        <w:gridCol w:w="2020"/>
-        <w:gridCol w:w="2067"/>
-        <w:gridCol w:w="2067"/>
-        <w:gridCol w:w="2066"/>
+        <w:gridCol w:w="2620"/>
+        <w:gridCol w:w="2800"/>
+        <w:gridCol w:w="2800"/>
       </w:tblGrid>
       <w:tr>
         <w:trPr>
@@ -3862,7 +3702,7 @@
         </w:trPr>
         <w:tc>
           <w:tcPr>
-            <w:tcW w:type="dxa" w:w="2020"/>
+            <w:tcW w:type="dxa" w:w="2620"/>
             <w:shd w:fill="1F36C7" w:color="auto" w:val="clear"/>
             <w:tcMar>
               <w:top w:type="dxa" w:w="60"/>
@@ -3887,7 +3727,7 @@
         </w:tc>
         <w:tc>
           <w:tcPr>
-            <w:tcW w:type="dxa" w:w="2067"/>
+            <w:tcW w:type="dxa" w:w="2800"/>
             <w:shd w:fill="1F36C7" w:color="auto" w:val="clear"/>
             <w:tcMar>
               <w:top w:type="dxa" w:w="60"/>
@@ -3912,7 +3752,7 @@
         </w:tc>
         <w:tc>
           <w:tcPr>
-            <w:tcW w:type="dxa" w:w="2067"/>
+            <w:tcW w:type="dxa" w:w="2800"/>
             <w:shd w:fill="1F36C7" w:color="auto" w:val="clear"/>
             <w:tcMar>
               <w:top w:type="dxa" w:w="60"/>
@@ -3935,28 +3775,89 @@
             </w:r>
           </w:p>
         </w:tc>
-        <w:tc>
-          <w:tcPr>
-            <w:tcW w:type="dxa" w:w="2066"/>
-            <w:shd w:fill="1F36C7" w:color="auto" w:val="clear"/>
-            <w:tcMar>
-              <w:top w:type="dxa" w:w="60"/>
-              <w:left w:type="dxa" w:w="90"/>
-              <w:bottom w:type="dxa" w:w="60"/>
-              <w:right w:type="dxa" w:w="90"/>
-            </w:tcMar>
-          </w:tcPr>
-          <w:p>
+      </w:tr>
+      <w:tr>
+        <w:tc>
+          <w:tcPr>
+            <w:tcW w:type="dxa" w:w="2620"/>
+            <w:shd w:fill="FFFFFF" w:color="auto" w:val="clear"/>
+            <w:tcMar>
+              <w:top w:type="dxa" w:w="50"/>
+              <w:left w:type="dxa" w:w="90"/>
+              <w:bottom w:type="dxa" w:w="50"/>
+              <w:right w:type="dxa" w:w="90"/>
+            </w:tcMar>
+          </w:tcPr>
+          <w:p>
+            <w:pPr>
+              <w:spacing w:after="0" w:line="250"/>
+            </w:pPr>
             <w:r>
               <w:rPr>
                 <w:rFonts w:ascii="Calibri" w:cs="Calibri" w:eastAsia="Calibri" w:hAnsi="Calibri"/>
                 <w:b/>
                 <w:bCs/>
-                <w:color w:val="FFFFFF"/>
-                <w:sz w:val="17"/>
-                <w:szCs w:val="17"/>
-              </w:rPr>
-              <w:t xml:space="preserve">Opção C</w:t>
+                <w:color w:val="23272F"/>
+                <w:sz w:val="17"/>
+                <w:szCs w:val="17"/>
+              </w:rPr>
+              <w:t xml:space="preserve">Onde roda</w:t>
+            </w:r>
+          </w:p>
+        </w:tc>
+        <w:tc>
+          <w:tcPr>
+            <w:tcW w:type="dxa" w:w="2800"/>
+            <w:shd w:fill="FFFFFF" w:color="auto" w:val="clear"/>
+            <w:tcMar>
+              <w:top w:type="dxa" w:w="50"/>
+              <w:left w:type="dxa" w:w="90"/>
+              <w:bottom w:type="dxa" w:w="50"/>
+              <w:right w:type="dxa" w:w="90"/>
+            </w:tcMar>
+          </w:tcPr>
+          <w:p>
+            <w:pPr>
+              <w:spacing w:after="0" w:line="250"/>
+            </w:pPr>
+            <w:r>
+              <w:rPr>
+                <w:rFonts w:ascii="Calibri" w:cs="Calibri" w:eastAsia="Calibri" w:hAnsi="Calibri"/>
+                <w:b w:val="false"/>
+                <w:bCs w:val="false"/>
+                <w:color w:val="23272F"/>
+                <w:sz w:val="17"/>
+                <w:szCs w:val="17"/>
+              </w:rPr>
+              <w:t xml:space="preserve">Infra Unilever</w:t>
+            </w:r>
+          </w:p>
+        </w:tc>
+        <w:tc>
+          <w:tcPr>
+            <w:tcW w:type="dxa" w:w="2800"/>
+            <w:shd w:fill="FFFFFF" w:color="auto" w:val="clear"/>
+            <w:tcMar>
+              <w:top w:type="dxa" w:w="50"/>
+              <w:left w:type="dxa" w:w="90"/>
+              <w:bottom w:type="dxa" w:w="50"/>
+              <w:right w:type="dxa" w:w="90"/>
+            </w:tcMar>
+          </w:tcPr>
+          <w:p>
+            <w:pPr>
+              <w:spacing w:after="0" w:line="250"/>
+            </w:pPr>
+            <w:r>
+              <w:rPr>
+                <w:rFonts w:ascii="Calibri" w:cs="Calibri" w:eastAsia="Calibri" w:hAnsi="Calibri"/>
+                <w:b w:val="false"/>
+                <w:bCs w:val="false"/>
+                <w:color w:val="23272F"/>
+                <w:sz w:val="17"/>
+                <w:szCs w:val="17"/>
+              </w:rPr>
+              <w:t xml:space="preserve">Infra DriveData</w:t>
             </w:r>
           </w:p>
         </w:tc>
@@ -3964,8 +3865,8 @@
       <w:tr>
         <w:tc>
           <w:tcPr>
-            <w:tcW w:type="dxa" w:w="2020"/>
-            <w:shd w:fill="FFFFFF" w:color="auto" w:val="clear"/>
+            <w:tcW w:type="dxa" w:w="2620"/>
+            <w:shd w:fill="F4F6FB" w:color="auto" w:val="clear"/>
             <w:tcMar>
               <w:top w:type="dxa" w:w="50"/>
               <w:left w:type="dxa" w:w="90"/>
@@ -3986,14 +3887,14 @@
                 <w:sz w:val="17"/>
                 <w:szCs w:val="17"/>
               </w:rPr>
-              <w:t xml:space="preserve">Onde roda</w:t>
-            </w:r>
-          </w:p>
-        </w:tc>
-        <w:tc>
-          <w:tcPr>
-            <w:tcW w:type="dxa" w:w="2067"/>
-            <w:shd w:fill="FFFFFF" w:color="auto" w:val="clear"/>
+              <w:t xml:space="preserve">Propriedade</w:t>
+            </w:r>
+          </w:p>
+        </w:tc>
+        <w:tc>
+          <w:tcPr>
+            <w:tcW w:type="dxa" w:w="2800"/>
+            <w:shd w:fill="F4F6FB" w:color="auto" w:val="clear"/>
             <w:tcMar>
               <w:top w:type="dxa" w:w="50"/>
               <w:left w:type="dxa" w:w="90"/>
@@ -4014,14 +3915,14 @@
                 <w:sz w:val="17"/>
                 <w:szCs w:val="17"/>
               </w:rPr>
-              <w:t xml:space="preserve">Infra DriveData</w:t>
-            </w:r>
-          </w:p>
-        </w:tc>
-        <w:tc>
-          <w:tcPr>
-            <w:tcW w:type="dxa" w:w="2067"/>
-            <w:shd w:fill="FFFFFF" w:color="auto" w:val="clear"/>
+              <w:t xml:space="preserve">Unilever</w:t>
+            </w:r>
+          </w:p>
+        </w:tc>
+        <w:tc>
+          <w:tcPr>
+            <w:tcW w:type="dxa" w:w="2800"/>
+            <w:shd w:fill="F4F6FB" w:color="auto" w:val="clear"/>
             <w:tcMar>
               <w:top w:type="dxa" w:w="50"/>
               <w:left w:type="dxa" w:w="90"/>
@@ -4042,13 +3943,43 @@
                 <w:sz w:val="17"/>
                 <w:szCs w:val="17"/>
               </w:rPr>
-              <w:t xml:space="preserve">Infra Unilever</w:t>
-            </w:r>
-          </w:p>
-        </w:tc>
-        <w:tc>
-          <w:tcPr>
-            <w:tcW w:type="dxa" w:w="2066"/>
+              <w:t xml:space="preserve">DriveData (assinatura)</w:t>
+            </w:r>
+          </w:p>
+        </w:tc>
+      </w:tr>
+      <w:tr>
+        <w:tc>
+          <w:tcPr>
+            <w:tcW w:type="dxa" w:w="2620"/>
+            <w:shd w:fill="FFFFFF" w:color="auto" w:val="clear"/>
+            <w:tcMar>
+              <w:top w:type="dxa" w:w="50"/>
+              <w:left w:type="dxa" w:w="90"/>
+              <w:bottom w:type="dxa" w:w="50"/>
+              <w:right w:type="dxa" w:w="90"/>
+            </w:tcMar>
+          </w:tcPr>
+          <w:p>
+            <w:pPr>
+              <w:spacing w:after="0" w:line="250"/>
+            </w:pPr>
+            <w:r>
+              <w:rPr>
+                <w:rFonts w:ascii="Calibri" w:cs="Calibri" w:eastAsia="Calibri" w:hAnsi="Calibri"/>
+                <w:b/>
+                <w:bCs/>
+                <w:color w:val="23272F"/>
+                <w:sz w:val="17"/>
+                <w:szCs w:val="17"/>
+              </w:rPr>
+              <w:t xml:space="preserve">Desenvolvimento</w:t>
+            </w:r>
+          </w:p>
+        </w:tc>
+        <w:tc>
+          <w:tcPr>
+            <w:tcW w:type="dxa" w:w="2800"/>
             <w:shd w:fill="FFFFFF" w:color="auto" w:val="clear"/>
             <w:tcMar>
               <w:top w:type="dxa" w:w="50"/>
@@ -4070,7 +4001,35 @@
                 <w:sz w:val="17"/>
                 <w:szCs w:val="17"/>
               </w:rPr>
-              <w:t xml:space="preserve">Infra DriveData</w:t>
+              <w:t xml:space="preserve">R$ 83.200</w:t>
+            </w:r>
+          </w:p>
+        </w:tc>
+        <w:tc>
+          <w:tcPr>
+            <w:tcW w:type="dxa" w:w="2800"/>
+            <w:shd w:fill="FFFFFF" w:color="auto" w:val="clear"/>
+            <w:tcMar>
+              <w:top w:type="dxa" w:w="50"/>
+              <w:left w:type="dxa" w:w="90"/>
+              <w:bottom w:type="dxa" w:w="50"/>
+              <w:right w:type="dxa" w:w="90"/>
+            </w:tcMar>
+          </w:tcPr>
+          <w:p>
+            <w:pPr>
+              <w:spacing w:after="0" w:line="250"/>
+            </w:pPr>
+            <w:r>
+              <w:rPr>
+                <w:rFonts w:ascii="Calibri" w:cs="Calibri" w:eastAsia="Calibri" w:hAnsi="Calibri"/>
+                <w:b w:val="false"/>
+                <w:bCs w:val="false"/>
+                <w:color w:val="23272F"/>
+                <w:sz w:val="17"/>
+                <w:szCs w:val="17"/>
+              </w:rPr>
+              <w:t xml:space="preserve">Sem preço fechado</w:t>
             </w:r>
           </w:p>
         </w:tc>
@@ -4078,7 +4037,7 @@
       <w:tr>
         <w:tc>
           <w:tcPr>
-            <w:tcW w:type="dxa" w:w="2020"/>
+            <w:tcW w:type="dxa" w:w="2620"/>
             <w:shd w:fill="F4F6FB" w:color="auto" w:val="clear"/>
             <w:tcMar>
               <w:top w:type="dxa" w:w="50"/>
@@ -4100,13 +4059,13 @@
                 <w:sz w:val="17"/>
                 <w:szCs w:val="17"/>
               </w:rPr>
-              <w:t xml:space="preserve">Propriedade</w:t>
-            </w:r>
-          </w:p>
-        </w:tc>
-        <w:tc>
-          <w:tcPr>
-            <w:tcW w:type="dxa" w:w="2067"/>
+              <w:t xml:space="preserve">Mensalidade</w:t>
+            </w:r>
+          </w:p>
+        </w:tc>
+        <w:tc>
+          <w:tcPr>
+            <w:tcW w:type="dxa" w:w="2800"/>
             <w:shd w:fill="F4F6FB" w:color="auto" w:val="clear"/>
             <w:tcMar>
               <w:top w:type="dxa" w:w="50"/>
@@ -4128,13 +4087,13 @@
                 <w:sz w:val="17"/>
                 <w:szCs w:val="17"/>
               </w:rPr>
-              <w:t xml:space="preserve">Unilever</w:t>
-            </w:r>
-          </w:p>
-        </w:tc>
-        <w:tc>
-          <w:tcPr>
-            <w:tcW w:type="dxa" w:w="2067"/>
+              <w:t xml:space="preserve">—</w:t>
+            </w:r>
+          </w:p>
+        </w:tc>
+        <w:tc>
+          <w:tcPr>
+            <w:tcW w:type="dxa" w:w="2800"/>
             <w:shd w:fill="F4F6FB" w:color="auto" w:val="clear"/>
             <w:tcMar>
               <w:top w:type="dxa" w:w="50"/>
@@ -4156,14 +4115,44 @@
                 <w:sz w:val="17"/>
                 <w:szCs w:val="17"/>
               </w:rPr>
-              <w:t xml:space="preserve">Unilever</w:t>
-            </w:r>
-          </w:p>
-        </w:tc>
-        <w:tc>
-          <w:tcPr>
-            <w:tcW w:type="dxa" w:w="2066"/>
-            <w:shd w:fill="F4F6FB" w:color="auto" w:val="clear"/>
+              <w:t xml:space="preserve">R$ 2.500</w:t>
+            </w:r>
+          </w:p>
+        </w:tc>
+      </w:tr>
+      <w:tr>
+        <w:tc>
+          <w:tcPr>
+            <w:tcW w:type="dxa" w:w="2620"/>
+            <w:shd w:fill="FFFFFF" w:color="auto" w:val="clear"/>
+            <w:tcMar>
+              <w:top w:type="dxa" w:w="50"/>
+              <w:left w:type="dxa" w:w="90"/>
+              <w:bottom w:type="dxa" w:w="50"/>
+              <w:right w:type="dxa" w:w="90"/>
+            </w:tcMar>
+          </w:tcPr>
+          <w:p>
+            <w:pPr>
+              <w:spacing w:after="0" w:line="250"/>
+            </w:pPr>
+            <w:r>
+              <w:rPr>
+                <w:rFonts w:ascii="Calibri" w:cs="Calibri" w:eastAsia="Calibri" w:hAnsi="Calibri"/>
+                <w:b/>
+                <w:bCs/>
+                <w:color w:val="23272F"/>
+                <w:sz w:val="17"/>
+                <w:szCs w:val="17"/>
+              </w:rPr>
+              <w:t xml:space="preserve">Prazo</w:t>
+            </w:r>
+          </w:p>
+        </w:tc>
+        <w:tc>
+          <w:tcPr>
+            <w:tcW w:type="dxa" w:w="2800"/>
+            <w:shd w:fill="FFFFFF" w:color="auto" w:val="clear"/>
             <w:tcMar>
               <w:top w:type="dxa" w:w="50"/>
               <w:left w:type="dxa" w:w="90"/>
@@ -4184,7 +4173,35 @@
                 <w:sz w:val="17"/>
                 <w:szCs w:val="17"/>
               </w:rPr>
-              <w:t xml:space="preserve">DriveData (assinatura)</w:t>
+              <w:t xml:space="preserve">12 a 14 semanas</w:t>
+            </w:r>
+          </w:p>
+        </w:tc>
+        <w:tc>
+          <w:tcPr>
+            <w:tcW w:type="dxa" w:w="2800"/>
+            <w:shd w:fill="FFFFFF" w:color="auto" w:val="clear"/>
+            <w:tcMar>
+              <w:top w:type="dxa" w:w="50"/>
+              <w:left w:type="dxa" w:w="90"/>
+              <w:bottom w:type="dxa" w:w="50"/>
+              <w:right w:type="dxa" w:w="90"/>
+            </w:tcMar>
+          </w:tcPr>
+          <w:p>
+            <w:pPr>
+              <w:spacing w:after="0" w:line="250"/>
+            </w:pPr>
+            <w:r>
+              <w:rPr>
+                <w:rFonts w:ascii="Calibri" w:cs="Calibri" w:eastAsia="Calibri" w:hAnsi="Calibri"/>
+                <w:b w:val="false"/>
+                <w:bCs w:val="false"/>
+                <w:color w:val="23272F"/>
+                <w:sz w:val="17"/>
+                <w:szCs w:val="17"/>
+              </w:rPr>
+              <w:t xml:space="preserve">9 semanas</w:t>
             </w:r>
           </w:p>
         </w:tc>
@@ -4192,8 +4209,8 @@
       <w:tr>
         <w:tc>
           <w:tcPr>
-            <w:tcW w:type="dxa" w:w="2020"/>
-            <w:shd w:fill="FFFFFF" w:color="auto" w:val="clear"/>
+            <w:tcW w:type="dxa" w:w="2620"/>
+            <w:shd w:fill="F4F6FB" w:color="auto" w:val="clear"/>
             <w:tcMar>
               <w:top w:type="dxa" w:w="50"/>
               <w:left w:type="dxa" w:w="90"/>
@@ -4214,14 +4231,14 @@
                 <w:sz w:val="17"/>
                 <w:szCs w:val="17"/>
               </w:rPr>
-              <w:t xml:space="preserve">Desenvolvimento</w:t>
-            </w:r>
-          </w:p>
-        </w:tc>
-        <w:tc>
-          <w:tcPr>
-            <w:tcW w:type="dxa" w:w="2067"/>
-            <w:shd w:fill="FFFFFF" w:color="auto" w:val="clear"/>
+              <w:t xml:space="preserve">Garantia</w:t>
+            </w:r>
+          </w:p>
+        </w:tc>
+        <w:tc>
+          <w:tcPr>
+            <w:tcW w:type="dxa" w:w="2800"/>
+            <w:shd w:fill="F4F6FB" w:color="auto" w:val="clear"/>
             <w:tcMar>
               <w:top w:type="dxa" w:w="50"/>
               <w:left w:type="dxa" w:w="90"/>
@@ -4242,14 +4259,14 @@
                 <w:sz w:val="17"/>
                 <w:szCs w:val="17"/>
               </w:rPr>
-              <w:t xml:space="preserve">R$ 49.400</w:t>
-            </w:r>
-          </w:p>
-        </w:tc>
-        <w:tc>
-          <w:tcPr>
-            <w:tcW w:type="dxa" w:w="2067"/>
-            <w:shd w:fill="FFFFFF" w:color="auto" w:val="clear"/>
+              <w:t xml:space="preserve">30 dias</w:t>
+            </w:r>
+          </w:p>
+        </w:tc>
+        <w:tc>
+          <w:tcPr>
+            <w:tcW w:type="dxa" w:w="2800"/>
+            <w:shd w:fill="F4F6FB" w:color="auto" w:val="clear"/>
             <w:tcMar>
               <w:top w:type="dxa" w:w="50"/>
               <w:left w:type="dxa" w:w="90"/>
@@ -4270,13 +4287,43 @@
                 <w:sz w:val="17"/>
                 <w:szCs w:val="17"/>
               </w:rPr>
-              <w:t xml:space="preserve">R$ 83.200</w:t>
-            </w:r>
-          </w:p>
-        </w:tc>
-        <w:tc>
-          <w:tcPr>
-            <w:tcW w:type="dxa" w:w="2066"/>
+              <w:t xml:space="preserve">Sustentação contínua</w:t>
+            </w:r>
+          </w:p>
+        </w:tc>
+      </w:tr>
+      <w:tr>
+        <w:tc>
+          <w:tcPr>
+            <w:tcW w:type="dxa" w:w="2620"/>
+            <w:shd w:fill="FFFFFF" w:color="auto" w:val="clear"/>
+            <w:tcMar>
+              <w:top w:type="dxa" w:w="50"/>
+              <w:left w:type="dxa" w:w="90"/>
+              <w:bottom w:type="dxa" w:w="50"/>
+              <w:right w:type="dxa" w:w="90"/>
+            </w:tcMar>
+          </w:tcPr>
+          <w:p>
+            <w:pPr>
+              <w:spacing w:after="0" w:line="250"/>
+            </w:pPr>
+            <w:r>
+              <w:rPr>
+                <w:rFonts w:ascii="Calibri" w:cs="Calibri" w:eastAsia="Calibri" w:hAnsi="Calibri"/>
+                <w:b/>
+                <w:bCs/>
+                <w:color w:val="23272F"/>
+                <w:sz w:val="17"/>
+                <w:szCs w:val="17"/>
+              </w:rPr>
+              <w:t xml:space="preserve">Despesa</w:t>
+            </w:r>
+          </w:p>
+        </w:tc>
+        <w:tc>
+          <w:tcPr>
+            <w:tcW w:type="dxa" w:w="2800"/>
             <w:shd w:fill="FFFFFF" w:color="auto" w:val="clear"/>
             <w:tcMar>
               <w:top w:type="dxa" w:w="50"/>
@@ -4298,7 +4345,35 @@
                 <w:sz w:val="17"/>
                 <w:szCs w:val="17"/>
               </w:rPr>
-              <w:t xml:space="preserve">Sem preço fechado</w:t>
+              <w:t xml:space="preserve">CAPEX</w:t>
+            </w:r>
+          </w:p>
+        </w:tc>
+        <w:tc>
+          <w:tcPr>
+            <w:tcW w:type="dxa" w:w="2800"/>
+            <w:shd w:fill="FFFFFF" w:color="auto" w:val="clear"/>
+            <w:tcMar>
+              <w:top w:type="dxa" w:w="50"/>
+              <w:left w:type="dxa" w:w="90"/>
+              <w:bottom w:type="dxa" w:w="50"/>
+              <w:right w:type="dxa" w:w="90"/>
+            </w:tcMar>
+          </w:tcPr>
+          <w:p>
+            <w:pPr>
+              <w:spacing w:after="0" w:line="250"/>
+            </w:pPr>
+            <w:r>
+              <w:rPr>
+                <w:rFonts w:ascii="Calibri" w:cs="Calibri" w:eastAsia="Calibri" w:hAnsi="Calibri"/>
+                <w:b w:val="false"/>
+                <w:bCs w:val="false"/>
+                <w:color w:val="23272F"/>
+                <w:sz w:val="17"/>
+                <w:szCs w:val="17"/>
+              </w:rPr>
+              <w:t xml:space="preserve">OPEX</w:t>
             </w:r>
           </w:p>
         </w:tc>
@@ -4306,7 +4381,7 @@
       <w:tr>
         <w:tc>
           <w:tcPr>
-            <w:tcW w:type="dxa" w:w="2020"/>
+            <w:tcW w:type="dxa" w:w="2620"/>
             <w:shd w:fill="F4F6FB" w:color="auto" w:val="clear"/>
             <w:tcMar>
               <w:top w:type="dxa" w:w="50"/>
@@ -4328,13 +4403,13 @@
                 <w:sz w:val="17"/>
                 <w:szCs w:val="17"/>
               </w:rPr>
-              <w:t xml:space="preserve">Mensalidade</w:t>
-            </w:r>
-          </w:p>
-        </w:tc>
-        <w:tc>
-          <w:tcPr>
-            <w:tcW w:type="dxa" w:w="2067"/>
+              <w:t xml:space="preserve">Indicado para</w:t>
+            </w:r>
+          </w:p>
+        </w:tc>
+        <w:tc>
+          <w:tcPr>
+            <w:tcW w:type="dxa" w:w="2800"/>
             <w:shd w:fill="F4F6FB" w:color="auto" w:val="clear"/>
             <w:tcMar>
               <w:top w:type="dxa" w:w="50"/>
@@ -4356,497 +4431,13 @@
                 <w:sz w:val="17"/>
                 <w:szCs w:val="17"/>
               </w:rPr>
-              <w:t xml:space="preserve">R$ 950</w:t>
-            </w:r>
-          </w:p>
-        </w:tc>
-        <w:tc>
-          <w:tcPr>
-            <w:tcW w:type="dxa" w:w="2067"/>
-            <w:shd w:fill="F4F6FB" w:color="auto" w:val="clear"/>
-            <w:tcMar>
-              <w:top w:type="dxa" w:w="50"/>
-              <w:left w:type="dxa" w:w="90"/>
-              <w:bottom w:type="dxa" w:w="50"/>
-              <w:right w:type="dxa" w:w="90"/>
-            </w:tcMar>
-          </w:tcPr>
-          <w:p>
-            <w:pPr>
-              <w:spacing w:after="0" w:line="250"/>
-            </w:pPr>
-            <w:r>
-              <w:rPr>
-                <w:rFonts w:ascii="Calibri" w:cs="Calibri" w:eastAsia="Calibri" w:hAnsi="Calibri"/>
-                <w:b w:val="false"/>
-                <w:bCs w:val="false"/>
-                <w:color w:val="23272F"/>
-                <w:sz w:val="17"/>
-                <w:szCs w:val="17"/>
-              </w:rPr>
-              <w:t xml:space="preserve">—</w:t>
-            </w:r>
-          </w:p>
-        </w:tc>
-        <w:tc>
-          <w:tcPr>
-            <w:tcW w:type="dxa" w:w="2066"/>
-            <w:shd w:fill="F4F6FB" w:color="auto" w:val="clear"/>
-            <w:tcMar>
-              <w:top w:type="dxa" w:w="50"/>
-              <w:left w:type="dxa" w:w="90"/>
-              <w:bottom w:type="dxa" w:w="50"/>
-              <w:right w:type="dxa" w:w="90"/>
-            </w:tcMar>
-          </w:tcPr>
-          <w:p>
-            <w:pPr>
-              <w:spacing w:after="0" w:line="250"/>
-            </w:pPr>
-            <w:r>
-              <w:rPr>
-                <w:rFonts w:ascii="Calibri" w:cs="Calibri" w:eastAsia="Calibri" w:hAnsi="Calibri"/>
-                <w:b w:val="false"/>
-                <w:bCs w:val="false"/>
-                <w:color w:val="23272F"/>
-                <w:sz w:val="17"/>
-                <w:szCs w:val="17"/>
-              </w:rPr>
-              <w:t xml:space="preserve">R$ 2.500</w:t>
-            </w:r>
-          </w:p>
-        </w:tc>
-      </w:tr>
-      <w:tr>
-        <w:tc>
-          <w:tcPr>
-            <w:tcW w:type="dxa" w:w="2020"/>
-            <w:shd w:fill="FFFFFF" w:color="auto" w:val="clear"/>
-            <w:tcMar>
-              <w:top w:type="dxa" w:w="50"/>
-              <w:left w:type="dxa" w:w="90"/>
-              <w:bottom w:type="dxa" w:w="50"/>
-              <w:right w:type="dxa" w:w="90"/>
-            </w:tcMar>
-          </w:tcPr>
-          <w:p>
-            <w:pPr>
-              <w:spacing w:after="0" w:line="250"/>
-            </w:pPr>
-            <w:r>
-              <w:rPr>
-                <w:rFonts w:ascii="Calibri" w:cs="Calibri" w:eastAsia="Calibri" w:hAnsi="Calibri"/>
-                <w:b/>
-                <w:bCs/>
-                <w:color w:val="23272F"/>
-                <w:sz w:val="17"/>
-                <w:szCs w:val="17"/>
-              </w:rPr>
-              <w:t xml:space="preserve">Prazo</w:t>
-            </w:r>
-          </w:p>
-        </w:tc>
-        <w:tc>
-          <w:tcPr>
-            <w:tcW w:type="dxa" w:w="2067"/>
-            <w:shd w:fill="FFFFFF" w:color="auto" w:val="clear"/>
-            <w:tcMar>
-              <w:top w:type="dxa" w:w="50"/>
-              <w:left w:type="dxa" w:w="90"/>
-              <w:bottom w:type="dxa" w:w="50"/>
-              <w:right w:type="dxa" w:w="90"/>
-            </w:tcMar>
-          </w:tcPr>
-          <w:p>
-            <w:pPr>
-              <w:spacing w:after="0" w:line="250"/>
-            </w:pPr>
-            <w:r>
-              <w:rPr>
-                <w:rFonts w:ascii="Calibri" w:cs="Calibri" w:eastAsia="Calibri" w:hAnsi="Calibri"/>
-                <w:b w:val="false"/>
-                <w:bCs w:val="false"/>
-                <w:color w:val="23272F"/>
-                <w:sz w:val="17"/>
-                <w:szCs w:val="17"/>
-              </w:rPr>
-              <w:t xml:space="preserve">9 semanas</w:t>
-            </w:r>
-          </w:p>
-        </w:tc>
-        <w:tc>
-          <w:tcPr>
-            <w:tcW w:type="dxa" w:w="2067"/>
-            <w:shd w:fill="FFFFFF" w:color="auto" w:val="clear"/>
-            <w:tcMar>
-              <w:top w:type="dxa" w:w="50"/>
-              <w:left w:type="dxa" w:w="90"/>
-              <w:bottom w:type="dxa" w:w="50"/>
-              <w:right w:type="dxa" w:w="90"/>
-            </w:tcMar>
-          </w:tcPr>
-          <w:p>
-            <w:pPr>
-              <w:spacing w:after="0" w:line="250"/>
-            </w:pPr>
-            <w:r>
-              <w:rPr>
-                <w:rFonts w:ascii="Calibri" w:cs="Calibri" w:eastAsia="Calibri" w:hAnsi="Calibri"/>
-                <w:b w:val="false"/>
-                <w:bCs w:val="false"/>
-                <w:color w:val="23272F"/>
-                <w:sz w:val="17"/>
-                <w:szCs w:val="17"/>
-              </w:rPr>
-              <w:t xml:space="preserve">12 a 14 semanas</w:t>
-            </w:r>
-          </w:p>
-        </w:tc>
-        <w:tc>
-          <w:tcPr>
-            <w:tcW w:type="dxa" w:w="2066"/>
-            <w:shd w:fill="FFFFFF" w:color="auto" w:val="clear"/>
-            <w:tcMar>
-              <w:top w:type="dxa" w:w="50"/>
-              <w:left w:type="dxa" w:w="90"/>
-              <w:bottom w:type="dxa" w:w="50"/>
-              <w:right w:type="dxa" w:w="90"/>
-            </w:tcMar>
-          </w:tcPr>
-          <w:p>
-            <w:pPr>
-              <w:spacing w:after="0" w:line="250"/>
-            </w:pPr>
-            <w:r>
-              <w:rPr>
-                <w:rFonts w:ascii="Calibri" w:cs="Calibri" w:eastAsia="Calibri" w:hAnsi="Calibri"/>
-                <w:b w:val="false"/>
-                <w:bCs w:val="false"/>
-                <w:color w:val="23272F"/>
-                <w:sz w:val="17"/>
-                <w:szCs w:val="17"/>
-              </w:rPr>
-              <w:t xml:space="preserve">9 semanas</w:t>
-            </w:r>
-          </w:p>
-        </w:tc>
-      </w:tr>
-      <w:tr>
-        <w:tc>
-          <w:tcPr>
-            <w:tcW w:type="dxa" w:w="2020"/>
-            <w:shd w:fill="F4F6FB" w:color="auto" w:val="clear"/>
-            <w:tcMar>
-              <w:top w:type="dxa" w:w="50"/>
-              <w:left w:type="dxa" w:w="90"/>
-              <w:bottom w:type="dxa" w:w="50"/>
-              <w:right w:type="dxa" w:w="90"/>
-            </w:tcMar>
-          </w:tcPr>
-          <w:p>
-            <w:pPr>
-              <w:spacing w:after="0" w:line="250"/>
-            </w:pPr>
-            <w:r>
-              <w:rPr>
-                <w:rFonts w:ascii="Calibri" w:cs="Calibri" w:eastAsia="Calibri" w:hAnsi="Calibri"/>
-                <w:b/>
-                <w:bCs/>
-                <w:color w:val="23272F"/>
-                <w:sz w:val="17"/>
-                <w:szCs w:val="17"/>
-              </w:rPr>
-              <w:t xml:space="preserve">Garantia</w:t>
-            </w:r>
-          </w:p>
-        </w:tc>
-        <w:tc>
-          <w:tcPr>
-            <w:tcW w:type="dxa" w:w="2067"/>
-            <w:shd w:fill="F4F6FB" w:color="auto" w:val="clear"/>
-            <w:tcMar>
-              <w:top w:type="dxa" w:w="50"/>
-              <w:left w:type="dxa" w:w="90"/>
-              <w:bottom w:type="dxa" w:w="50"/>
-              <w:right w:type="dxa" w:w="90"/>
-            </w:tcMar>
-          </w:tcPr>
-          <w:p>
-            <w:pPr>
-              <w:spacing w:after="0" w:line="250"/>
-            </w:pPr>
-            <w:r>
-              <w:rPr>
-                <w:rFonts w:ascii="Calibri" w:cs="Calibri" w:eastAsia="Calibri" w:hAnsi="Calibri"/>
-                <w:b w:val="false"/>
-                <w:bCs w:val="false"/>
-                <w:color w:val="23272F"/>
-                <w:sz w:val="17"/>
-                <w:szCs w:val="17"/>
-              </w:rPr>
-              <w:t xml:space="preserve">30 dias</w:t>
-            </w:r>
-          </w:p>
-        </w:tc>
-        <w:tc>
-          <w:tcPr>
-            <w:tcW w:type="dxa" w:w="2067"/>
-            <w:shd w:fill="F4F6FB" w:color="auto" w:val="clear"/>
-            <w:tcMar>
-              <w:top w:type="dxa" w:w="50"/>
-              <w:left w:type="dxa" w:w="90"/>
-              <w:bottom w:type="dxa" w:w="50"/>
-              <w:right w:type="dxa" w:w="90"/>
-            </w:tcMar>
-          </w:tcPr>
-          <w:p>
-            <w:pPr>
-              <w:spacing w:after="0" w:line="250"/>
-            </w:pPr>
-            <w:r>
-              <w:rPr>
-                <w:rFonts w:ascii="Calibri" w:cs="Calibri" w:eastAsia="Calibri" w:hAnsi="Calibri"/>
-                <w:b w:val="false"/>
-                <w:bCs w:val="false"/>
-                <w:color w:val="23272F"/>
-                <w:sz w:val="17"/>
-                <w:szCs w:val="17"/>
-              </w:rPr>
-              <w:t xml:space="preserve">30 dias</w:t>
-            </w:r>
-          </w:p>
-        </w:tc>
-        <w:tc>
-          <w:tcPr>
-            <w:tcW w:type="dxa" w:w="2066"/>
-            <w:shd w:fill="F4F6FB" w:color="auto" w:val="clear"/>
-            <w:tcMar>
-              <w:top w:type="dxa" w:w="50"/>
-              <w:left w:type="dxa" w:w="90"/>
-              <w:bottom w:type="dxa" w:w="50"/>
-              <w:right w:type="dxa" w:w="90"/>
-            </w:tcMar>
-          </w:tcPr>
-          <w:p>
-            <w:pPr>
-              <w:spacing w:after="0" w:line="250"/>
-            </w:pPr>
-            <w:r>
-              <w:rPr>
-                <w:rFonts w:ascii="Calibri" w:cs="Calibri" w:eastAsia="Calibri" w:hAnsi="Calibri"/>
-                <w:b w:val="false"/>
-                <w:bCs w:val="false"/>
-                <w:color w:val="23272F"/>
-                <w:sz w:val="17"/>
-                <w:szCs w:val="17"/>
-              </w:rPr>
-              <w:t xml:space="preserve">Sustentação contínua</w:t>
-            </w:r>
-          </w:p>
-        </w:tc>
-      </w:tr>
-      <w:tr>
-        <w:tc>
-          <w:tcPr>
-            <w:tcW w:type="dxa" w:w="2020"/>
-            <w:shd w:fill="FFFFFF" w:color="auto" w:val="clear"/>
-            <w:tcMar>
-              <w:top w:type="dxa" w:w="50"/>
-              <w:left w:type="dxa" w:w="90"/>
-              <w:bottom w:type="dxa" w:w="50"/>
-              <w:right w:type="dxa" w:w="90"/>
-            </w:tcMar>
-          </w:tcPr>
-          <w:p>
-            <w:pPr>
-              <w:spacing w:after="0" w:line="250"/>
-            </w:pPr>
-            <w:r>
-              <w:rPr>
-                <w:rFonts w:ascii="Calibri" w:cs="Calibri" w:eastAsia="Calibri" w:hAnsi="Calibri"/>
-                <w:b/>
-                <w:bCs/>
-                <w:color w:val="23272F"/>
-                <w:sz w:val="17"/>
-                <w:szCs w:val="17"/>
-              </w:rPr>
-              <w:t xml:space="preserve">Despesa</w:t>
-            </w:r>
-          </w:p>
-        </w:tc>
-        <w:tc>
-          <w:tcPr>
-            <w:tcW w:type="dxa" w:w="2067"/>
-            <w:shd w:fill="FFFFFF" w:color="auto" w:val="clear"/>
-            <w:tcMar>
-              <w:top w:type="dxa" w:w="50"/>
-              <w:left w:type="dxa" w:w="90"/>
-              <w:bottom w:type="dxa" w:w="50"/>
-              <w:right w:type="dxa" w:w="90"/>
-            </w:tcMar>
-          </w:tcPr>
-          <w:p>
-            <w:pPr>
-              <w:spacing w:after="0" w:line="250"/>
-            </w:pPr>
-            <w:r>
-              <w:rPr>
-                <w:rFonts w:ascii="Calibri" w:cs="Calibri" w:eastAsia="Calibri" w:hAnsi="Calibri"/>
-                <w:b w:val="false"/>
-                <w:bCs w:val="false"/>
-                <w:color w:val="23272F"/>
-                <w:sz w:val="17"/>
-                <w:szCs w:val="17"/>
-              </w:rPr>
-              <w:t xml:space="preserve">CAPEX + OPEX baixa</w:t>
-            </w:r>
-          </w:p>
-        </w:tc>
-        <w:tc>
-          <w:tcPr>
-            <w:tcW w:type="dxa" w:w="2067"/>
-            <w:shd w:fill="FFFFFF" w:color="auto" w:val="clear"/>
-            <w:tcMar>
-              <w:top w:type="dxa" w:w="50"/>
-              <w:left w:type="dxa" w:w="90"/>
-              <w:bottom w:type="dxa" w:w="50"/>
-              <w:right w:type="dxa" w:w="90"/>
-            </w:tcMar>
-          </w:tcPr>
-          <w:p>
-            <w:pPr>
-              <w:spacing w:after="0" w:line="250"/>
-            </w:pPr>
-            <w:r>
-              <w:rPr>
-                <w:rFonts w:ascii="Calibri" w:cs="Calibri" w:eastAsia="Calibri" w:hAnsi="Calibri"/>
-                <w:b w:val="false"/>
-                <w:bCs w:val="false"/>
-                <w:color w:val="23272F"/>
-                <w:sz w:val="17"/>
-                <w:szCs w:val="17"/>
-              </w:rPr>
-              <w:t xml:space="preserve">CAPEX</w:t>
-            </w:r>
-          </w:p>
-        </w:tc>
-        <w:tc>
-          <w:tcPr>
-            <w:tcW w:type="dxa" w:w="2066"/>
-            <w:shd w:fill="FFFFFF" w:color="auto" w:val="clear"/>
-            <w:tcMar>
-              <w:top w:type="dxa" w:w="50"/>
-              <w:left w:type="dxa" w:w="90"/>
-              <w:bottom w:type="dxa" w:w="50"/>
-              <w:right w:type="dxa" w:w="90"/>
-            </w:tcMar>
-          </w:tcPr>
-          <w:p>
-            <w:pPr>
-              <w:spacing w:after="0" w:line="250"/>
-            </w:pPr>
-            <w:r>
-              <w:rPr>
-                <w:rFonts w:ascii="Calibri" w:cs="Calibri" w:eastAsia="Calibri" w:hAnsi="Calibri"/>
-                <w:b w:val="false"/>
-                <w:bCs w:val="false"/>
-                <w:color w:val="23272F"/>
-                <w:sz w:val="17"/>
-                <w:szCs w:val="17"/>
-              </w:rPr>
-              <w:t xml:space="preserve">OPEX</w:t>
-            </w:r>
-          </w:p>
-        </w:tc>
-      </w:tr>
-      <w:tr>
-        <w:tc>
-          <w:tcPr>
-            <w:tcW w:type="dxa" w:w="2020"/>
-            <w:shd w:fill="F4F6FB" w:color="auto" w:val="clear"/>
-            <w:tcMar>
-              <w:top w:type="dxa" w:w="50"/>
-              <w:left w:type="dxa" w:w="90"/>
-              <w:bottom w:type="dxa" w:w="50"/>
-              <w:right w:type="dxa" w:w="90"/>
-            </w:tcMar>
-          </w:tcPr>
-          <w:p>
-            <w:pPr>
-              <w:spacing w:after="0" w:line="250"/>
-            </w:pPr>
-            <w:r>
-              <w:rPr>
-                <w:rFonts w:ascii="Calibri" w:cs="Calibri" w:eastAsia="Calibri" w:hAnsi="Calibri"/>
-                <w:b/>
-                <w:bCs/>
-                <w:color w:val="23272F"/>
-                <w:sz w:val="17"/>
-                <w:szCs w:val="17"/>
-              </w:rPr>
-              <w:t xml:space="preserve">Indicado para</w:t>
-            </w:r>
-          </w:p>
-        </w:tc>
-        <w:tc>
-          <w:tcPr>
-            <w:tcW w:type="dxa" w:w="2067"/>
-            <w:shd w:fill="F4F6FB" w:color="auto" w:val="clear"/>
-            <w:tcMar>
-              <w:top w:type="dxa" w:w="50"/>
-              <w:left w:type="dxa" w:w="90"/>
-              <w:bottom w:type="dxa" w:w="50"/>
-              <w:right w:type="dxa" w:w="90"/>
-            </w:tcMar>
-          </w:tcPr>
-          <w:p>
-            <w:pPr>
-              <w:spacing w:after="0" w:line="250"/>
-            </w:pPr>
-            <w:r>
-              <w:rPr>
-                <w:rFonts w:ascii="Calibri" w:cs="Calibri" w:eastAsia="Calibri" w:hAnsi="Calibri"/>
-                <w:b w:val="false"/>
-                <w:bCs w:val="false"/>
-                <w:color w:val="23272F"/>
-                <w:sz w:val="17"/>
-                <w:szCs w:val="17"/>
-              </w:rPr>
-              <w:t xml:space="preserve">Começar rápido em ambiente próprio</w:t>
-            </w:r>
-          </w:p>
-        </w:tc>
-        <w:tc>
-          <w:tcPr>
-            <w:tcW w:type="dxa" w:w="2067"/>
-            <w:shd w:fill="F4F6FB" w:color="auto" w:val="clear"/>
-            <w:tcMar>
-              <w:top w:type="dxa" w:w="50"/>
-              <w:left w:type="dxa" w:w="90"/>
-              <w:bottom w:type="dxa" w:w="50"/>
-              <w:right w:type="dxa" w:w="90"/>
-            </w:tcMar>
-          </w:tcPr>
-          <w:p>
-            <w:pPr>
-              <w:spacing w:after="0" w:line="250"/>
-            </w:pPr>
-            <w:r>
-              <w:rPr>
-                <w:rFonts w:ascii="Calibri" w:cs="Calibri" w:eastAsia="Calibri" w:hAnsi="Calibri"/>
-                <w:b w:val="false"/>
-                <w:bCs w:val="false"/>
-                <w:color w:val="23272F"/>
-                <w:sz w:val="17"/>
-                <w:szCs w:val="17"/>
-              </w:rPr>
               <w:t xml:space="preserve">Tudo no ambiente Unilever</w:t>
             </w:r>
           </w:p>
         </w:tc>
         <w:tc>
           <w:tcPr>
-            <w:tcW w:type="dxa" w:w="2066"/>
+            <w:tcW w:type="dxa" w:w="2800"/>
             <w:shd w:fill="F4F6FB" w:color="auto" w:val="clear"/>
             <w:tcMar>
               <w:top w:type="dxa" w:w="50"/>
@@ -4887,7 +4478,7 @@
           <w:sz w:val="18"/>
           <w:szCs w:val="18"/>
         </w:rPr>
-        <w:t xml:space="preserve">Forma de pagamento do desenvolvimento (A e B): a combinar por marcos (ex.: 40% na assinatura, 30% na homologação, 30% na entrega).</w:t>
+        <w:t xml:space="preserve">Forma de pagamento do desenvolvimento (Opção A): a combinar por marcos (ex.: 40% na assinatura, 30% na homologação, 30% na entrega).</w:t>
       </w:r>
     </w:p>
     <w:p>
@@ -4923,7 +4514,7 @@
           <w:sz w:val="21"/>
           <w:szCs w:val="21"/>
         </w:rPr>
-        <w:t xml:space="preserve">Opções A e B: 30 dias de garantia após a entrega, para correção de defeitos.</w:t>
+        <w:t xml:space="preserve">Opção A: 30 dias de garantia após a entrega, para correção de defeitos.</w:t>
       </w:r>
     </w:p>
     <w:p>
@@ -4942,7 +4533,7 @@
           <w:sz w:val="21"/>
           <w:szCs w:val="21"/>
         </w:rPr>
-        <w:t xml:space="preserve">Opção C: sustentação contínua enquanto a assinatura estiver ativa.</w:t>
+        <w:t xml:space="preserve">Opção B: sustentação contínua enquanto a assinatura estiver ativa.</w:t>
       </w:r>
     </w:p>
     <w:p>
@@ -5044,7 +4635,7 @@
           <w:sz w:val="21"/>
           <w:szCs w:val="21"/>
         </w:rPr>
-        <w:t xml:space="preserve">Opção contratada:  (   ) A     (   ) B     (   ) C</w:t>
+        <w:t xml:space="preserve">Opção contratada:  (   ) A     (   ) B</w:t>
       </w:r>
     </w:p>
     <w:p>
